--- a/docs/grant-summaries/fhlb-ahp-2027.docx
+++ b/docs/grant-summaries/fhlb-ahp-2027.docx
@@ -530,7 +530,7 @@
         </w:rPr>
         <w:t xml:space="preserve">Official funder page: </w:t>
       </w:r>
-      <w:hyperlink w:history="1" r:id="rIdmwl6ofyoyikqhqdvtlo0a">
+      <w:hyperlink w:history="1" r:id="rIdseus6ibekikx4nbotlv2q">
         <w:r>
           <w:rPr>
             <w:rStyle w:val="Hyperlink"/>

--- a/docs/grant-summaries/fhlb-ahp-2027.docx
+++ b/docs/grant-summaries/fhlb-ahp-2027.docx
@@ -530,7 +530,7 @@
         </w:rPr>
         <w:t xml:space="preserve">Official funder page: </w:t>
       </w:r>
-      <w:hyperlink w:history="1" r:id="rIdseus6ibekikx4nbotlv2q">
+      <w:hyperlink w:history="1" r:id="rIdzi6ig14amump2ijikjtxs">
         <w:r>
           <w:rPr>
             <w:rStyle w:val="Hyperlink"/>

--- a/docs/grant-summaries/fhlb-ahp-2027.docx
+++ b/docs/grant-summaries/fhlb-ahp-2027.docx
@@ -444,6 +444,23 @@
         <w:pStyle w:val="Heading2"/>
       </w:pPr>
       <w:r>
+        <w:t xml:space="preserve">How This Applies to Proud Ground</w:t>
+      </w:r>
+    </w:p>
+    <w:p>
+      <w:r>
+        <w:rPr>
+          <w:sz w:val="22"/>
+          <w:szCs w:val="22"/>
+        </w:rPr>
+        <w:t xml:space="preserve">AHP funds can subsidize the purchase, construction, or rehabilitation of Proud Ground's permanently affordable homeownership units, applied for in partnership with an FHLBank member institution. Proud Ground should secure a member-bank sponsor early and tie the request to a specific pipeline of land-trust homes.</w:t>
+      </w:r>
+    </w:p>
+    <w:p>
+      <w:pPr>
+        <w:pStyle w:val="Heading2"/>
+      </w:pPr>
+      <w:r>
         <w:t xml:space="preserve">Application Checklist — What You’ll Need</w:t>
       </w:r>
     </w:p>
@@ -530,7 +547,7 @@
         </w:rPr>
         <w:t xml:space="preserve">Official funder page: </w:t>
       </w:r>
-      <w:hyperlink w:history="1" r:id="rIdzi6ig14amump2ijikjtxs">
+      <w:hyperlink w:history="1" r:id="rId3cnprtxshvq1e9fjvjslc">
         <w:r>
           <w:rPr>
             <w:rStyle w:val="Hyperlink"/>

--- a/docs/grant-summaries/fhlb-ahp-2027.docx
+++ b/docs/grant-summaries/fhlb-ahp-2027.docx
@@ -547,7 +547,7 @@
         </w:rPr>
         <w:t xml:space="preserve">Official funder page: </w:t>
       </w:r>
-      <w:hyperlink w:history="1" r:id="rId3cnprtxshvq1e9fjvjslc">
+      <w:hyperlink w:history="1" r:id="rIdsz8t2ouueh93jgv4xm9ug">
         <w:r>
           <w:rPr>
             <w:rStyle w:val="Hyperlink"/>
